--- a/docs/security-report.docx
+++ b/docs/security-report.docx
@@ -17,12 +17,12 @@
     </w:p>
     <w:p>
       <w:r>
-        <w:t>This report documents a focused security refactor of a supplied Spring application for SNHU CS-305. I added a SHA-256 checksum route, generated a self-signed certificate and keystore, configured local HTTPS, and reviewed the result with manual testing and OWASP Dependency-Check. AES-256 was a recommendation, not a demonstrated implementation. The dependency scan retained serious findings, so the result is a local learning exercise rather than a production-ready application.</w:t>
+        <w:t>This report documents a focused security refactor of a supplied Spring application. I added a SHA-256 checksum route, generated a self-signed certificate and keystore, configured local HTTPS, and reviewed the result with manual testing and OWASP Dependency-Check. AES-256 was a recommendation. The dependency scan retained serious findings that required further work.</w:t>
       </w:r>
     </w:p>
     <w:p>
       <w:r>
-        <w:t>Artemis Financial is a fictional client in the supplied course scenario. This portfolio contains the report and historical screenshots. The application source, build package, certificates, and private keystore are not included, and the application has not been rerun for this edition.</w:t>
+        <w:t>Artemis Financial is the fictional client in this undergraduate exercise. The report and screenshots record the original work. Application source and a reproducible build are not included in the repository.</w:t>
       </w:r>
     </w:p>
     <w:p>
@@ -40,7 +40,7 @@
     </w:p>
     <w:p>
       <w:r>
-        <w:t>For the checksum demonstration, I used SHA-256 through Java’s MessageDigest functionality [2]. SHA-256 produces a fixed-length 256-bit digest rather than reversible encrypted data. The route returned a fixed test string and its digest. This can demonstrate repeatable hashing and comparison, but a plain digest delivered alongside the data does not authenticate the sender or prevent an attacker from changing both values. The original report’s broader claims about tamper protection have been narrowed accordingly.</w:t>
+        <w:t>For the checksum demonstration, I used SHA-256 through Java’s MessageDigest functionality [2]. SHA-256 produces a fixed-length 256-bit digest rather than reversible encrypted data. The route returned a fixed test string and its digest. This can demonstrate repeatable hashing and comparison, but a plain digest delivered alongside the data does not authenticate the sender or prevent an attacker from changing both values.</w:t>
       </w:r>
     </w:p>
     <w:p>
@@ -58,12 +58,12 @@
     </w:p>
     <w:p>
       <w:r>
-        <w:t>I used Java certificate tooling to generate a self-signed certificate and keystore, then updated application.properties for HTTPS [3]. The original project-tree screenshot shows certificate.cer and keystore.p12. Their filenames support the account of the project structure, but do not independently establish the files’ contents, private-key protection, or certificate trust. The screenshot is retained separately for inspection.</w:t>
+        <w:t>I used Java certificate tooling to generate a self-signed certificate and keystore, then updated application.properties for HTTPS [3]. The project-tree screenshot, available separately in the repository, shows certificate.cer and keystore.p12.</w:t>
       </w:r>
     </w:p>
     <w:p>
       <w:r>
-        <w:t>The application ran at https://localhost:8443/hash. The browser displayed a certificate warning because the local setup was not trusted. I attempted to add the certificate to the local machine certificate store, but the warning remained. This was accepted for the course exercise. The screenshot preserves that warning and should not be read as evidence of publicly trusted TLS.</w:t>
+        <w:t>The application ran at https://localhost:8443/hash. The browser displayed a certificate warning because the local setup was not trusted. I attempted to add the certificate to the local machine certificate store, but the warning remained. This was accepted for the course exercise; the warning remains visible in the screenshot.</w:t>
       </w:r>
     </w:p>
     <w:p>
@@ -112,7 +112,7 @@
     </w:p>
     <w:p>
       <w:r>
-        <w:t>Historical browser output from April 19, 2026. The original image already contains blacked-out browser areas; its bytes are preserved. The visible certificate warning remains part of the evidence.</w:t>
+        <w:t>Browser output from April 19, 2026, showing the checksum route and certificate warning.</w:t>
       </w:r>
     </w:p>
     <w:p>
@@ -122,7 +122,7 @@
     </w:p>
     <w:p>
       <w:r>
-        <w:t>During portfolio cleanup, an independent SHA-256 calculation of the exact visible string reproduced the displayed digest. This checks the screenshot’s input/output pair only. It is not a fresh execution of the original Java application or a validation of its TLS configuration.</w:t>
+        <w:t>An independent SHA-256 calculation reproduces the digest for the exact visible string. This verifies the screenshot’s input/output pair; the original Java application has not been rerun for this report.</w:t>
       </w:r>
     </w:p>
     <w:p>
@@ -146,19 +146,6 @@
     <w:p>
       <w:r>
         <w:t>The project’s value is working within an existing application and explaining a bounded change. Designing with security in mind before coding begins, during development, and after release helps avoid costly rework. Knowing where a change begins and ends helps focus effort, while documenting unresolved risks makes the result easier for the next developer to assess.</w:t>
-      </w:r>
-    </w:p>
-    <w:p>
-      <w:pPr>
-        <w:pStyle w:val="Heading1"/>
-      </w:pPr>
-      <w:r>
-        <w:t>Portfolio Edition</w:t>
-      </w:r>
-    </w:p>
-    <w:p>
-      <w:r>
-        <w:t>AI-assisted cleanup removed template material, logos, and console screenshots exposing local machine details, corrected claims, and added references. Retained screenshots are unchanged. The original school report is preserved separately.</w:t>
       </w:r>
     </w:p>
     <w:p>
